--- a/01_The_Blue_Silence/Manuscript/THE_BLUE_SILENCE_Chapter_16_Seven_Minutes.docx
+++ b/01_The_Blue_Silence/Manuscript/THE_BLUE_SILENCE_Chapter_16_Seven_Minutes.docx
@@ -2004,7 +2004,7 @@
         <w:jc w:val="left"/>
       </w:pPr>
       <w:r>
-        <w:t>He remembered Malik Osman.</w:t>
+        <w:t>He remembered Ramli Osman.</w:t>
       </w:r>
     </w:p>
     <w:p>

--- a/01_The_Blue_Silence/Manuscript/THE_BLUE_SILENCE_Chapter_16_Seven_Minutes.docx
+++ b/01_The_Blue_Silence/Manuscript/THE_BLUE_SILENCE_Chapter_16_Seven_Minutes.docx
@@ -3124,7 +3124,7 @@
     <w:p>
       <w:pPr/>
       <w:r>
-        <w:t>And suspicion, once attached to colleagues, was difficult to put back where evidence ended.</w:t>
+        <w:t>Suspicion, once attached to colleagues, was difficult to put back where evidence ended.</w:t>
       </w:r>
     </w:p>
     <w:p>

--- a/01_The_Blue_Silence/Manuscript/THE_BLUE_SILENCE_Chapter_16_Seven_Minutes.docx
+++ b/01_The_Blue_Silence/Manuscript/THE_BLUE_SILENCE_Chapter_16_Seven_Minutes.docx
@@ -93,6 +93,14 @@
       </w:pPr>
       <w:r>
         <w:t>One cup had a skin of milk cooling at the surface.</w:t>
+      </w:r>
+    </w:p>
+    <w:p>
+      <w:pPr>
+        <w:jc w:val="left"/>
+      </w:pPr>
+      <w:r>
+        <w:t>Rahman did not touch the cup. He had held his palm over warm food in the rain, and again over four plates beside a portable stove. He knew what a warm room meant now. This was the third time he had arrived just after the people he came for.</w:t>
       </w:r>
     </w:p>
     <w:p>
